--- a/informes_finales/informe_39_G.docx
+++ b/informes_finales/informe_39_G.docx
@@ -52,6 +52,206 @@
       </w:pPr>
       <w:r>
         <w:t xml:space="preserve">CONSIDERANDO:</w:t>
+      </w:r>
+    </w:p>
+    <w:p>
+      <w:pPr>
+        <w:spacing w:after="120"/>
+        <w:ind w:left="720" w:hanging="720"/>
+        <w:jc w:val="both"/>
+      </w:pPr>
+      <w:r>
+        <w:t xml:space="preserve">1.	Que, a fojas 1 a 2, consta Resolución N° 1153/2023-VRAC que ordena investigación sumaria y designa investigador;</w:t>
+      </w:r>
+    </w:p>
+    <w:p>
+      <w:pPr>
+        <w:spacing w:after="120"/>
+        <w:ind w:left="720" w:hanging="720"/>
+        <w:jc w:val="both"/>
+      </w:pPr>
+      <w:r>
+        <w:t xml:space="preserve">2.	Que, a fojas 3, consta Memorándum N° 55/2023 - Acompaña reservado;</w:t>
+      </w:r>
+    </w:p>
+    <w:p>
+      <w:pPr>
+        <w:spacing w:after="120"/>
+        <w:ind w:left="720" w:hanging="720"/>
+        <w:jc w:val="both"/>
+      </w:pPr>
+      <w:r>
+        <w:t xml:space="preserve">3.	Que, a fojas 4 a 5, consta Reservado N° 43/2023 - Informa denuncia, Director de Género, Equidad y Diversidad;</w:t>
+      </w:r>
+    </w:p>
+    <w:p>
+      <w:pPr>
+        <w:spacing w:after="120"/>
+        <w:ind w:left="720" w:hanging="720"/>
+        <w:jc w:val="both"/>
+      </w:pPr>
+      <w:r>
+        <w:t xml:space="preserve">4.	Que, a fojas 6 a 7, consta Denuncia de Javiera Fernanda Monsalve Arismendi;</w:t>
+      </w:r>
+    </w:p>
+    <w:p>
+      <w:pPr>
+        <w:spacing w:after="120"/>
+        <w:ind w:left="720" w:hanging="720"/>
+        <w:jc w:val="both"/>
+      </w:pPr>
+      <w:r>
+        <w:t xml:space="preserve">5.	Que, a fojas 8, consta Acepta cargo Investigadora Verónica Garrido Ortega;</w:t>
+      </w:r>
+    </w:p>
+    <w:p>
+      <w:pPr>
+        <w:spacing w:after="120"/>
+        <w:ind w:left="720" w:hanging="720"/>
+        <w:jc w:val="both"/>
+      </w:pPr>
+      <w:r>
+        <w:t xml:space="preserve">6.	Que, a fojas 9, consta Oficio R: No105/2023 - Solicita cambio de investigadora;</w:t>
+      </w:r>
+    </w:p>
+    <w:p>
+      <w:pPr>
+        <w:spacing w:after="120"/>
+        <w:ind w:left="720" w:hanging="720"/>
+        <w:jc w:val="both"/>
+      </w:pPr>
+      <w:r>
+        <w:t xml:space="preserve">7.	Que, a fojas 10, consta Resolución N° 1370/2023-VRAC - Designa Nuevo Investigador;</w:t>
+      </w:r>
+    </w:p>
+    <w:p>
+      <w:pPr>
+        <w:spacing w:after="120"/>
+        <w:ind w:left="720" w:hanging="720"/>
+        <w:jc w:val="both"/>
+      </w:pPr>
+      <w:r>
+        <w:t xml:space="preserve">8.	Que, a fojas 11, consta Acepta cargo Investigadora Pamela Mercado Díaz;</w:t>
+      </w:r>
+    </w:p>
+    <w:p>
+      <w:pPr>
+        <w:spacing w:after="120"/>
+        <w:ind w:left="720" w:hanging="720"/>
+        <w:jc w:val="both"/>
+      </w:pPr>
+      <w:r>
+        <w:t xml:space="preserve">9.	Que, a fojas 12, consta Certificado Receso Universitario;</w:t>
+      </w:r>
+    </w:p>
+    <w:p>
+      <w:pPr>
+        <w:spacing w:after="120"/>
+        <w:ind w:left="720" w:hanging="720"/>
+        <w:jc w:val="both"/>
+      </w:pPr>
+      <w:r>
+        <w:t xml:space="preserve">10.	Que, a fojas 13, consta Resolución Cita a prestar declaración (1ra citación);</w:t>
+      </w:r>
+    </w:p>
+    <w:p>
+      <w:pPr>
+        <w:spacing w:after="120"/>
+        <w:ind w:left="720" w:hanging="720"/>
+        <w:jc w:val="both"/>
+      </w:pPr>
+      <w:r>
+        <w:t xml:space="preserve">11.	Que, a fojas 14, consta Oficio R-FU-25/2024 - Citación a prestar declaración Javiera Monsalve (1ra citación);</w:t>
+      </w:r>
+    </w:p>
+    <w:p>
+      <w:pPr>
+        <w:spacing w:after="120"/>
+        <w:ind w:left="720" w:hanging="720"/>
+        <w:jc w:val="both"/>
+      </w:pPr>
+      <w:r>
+        <w:t xml:space="preserve">12.	Que, a fojas 15, consta Correo electrónico - Notificación de Citación (1ra);</w:t>
+      </w:r>
+    </w:p>
+    <w:p>
+      <w:pPr>
+        <w:spacing w:after="120"/>
+        <w:ind w:left="720" w:hanging="720"/>
+        <w:jc w:val="both"/>
+      </w:pPr>
+      <w:r>
+        <w:t xml:space="preserve">13.	Que, a fojas 16, consta Correo electrónico - Confirmación de asistencia (1ra);</w:t>
+      </w:r>
+    </w:p>
+    <w:p>
+      <w:pPr>
+        <w:spacing w:after="120"/>
+        <w:ind w:left="720" w:hanging="720"/>
+        <w:jc w:val="both"/>
+      </w:pPr>
+      <w:r>
+        <w:t xml:space="preserve">14.	Que, a fojas 17, consta Constancia de inasistencia a declaración (1ra citación);</w:t>
+      </w:r>
+    </w:p>
+    <w:p>
+      <w:pPr>
+        <w:spacing w:after="120"/>
+        <w:ind w:left="720" w:hanging="720"/>
+        <w:jc w:val="both"/>
+      </w:pPr>
+      <w:r>
+        <w:t xml:space="preserve">15.	Que, a fojas 18, consta Resolución Cita a prestar declaración (2da citación);</w:t>
+      </w:r>
+    </w:p>
+    <w:p>
+      <w:pPr>
+        <w:spacing w:after="120"/>
+        <w:ind w:left="720" w:hanging="720"/>
+        <w:jc w:val="both"/>
+      </w:pPr>
+      <w:r>
+        <w:t xml:space="preserve">16.	Que, a fojas 19, consta Oficio R-FU-38/2024 - Citación a prestar declaración Javiera Monsalve (2da citación);</w:t>
+      </w:r>
+    </w:p>
+    <w:p>
+      <w:pPr>
+        <w:spacing w:after="120"/>
+        <w:ind w:left="720" w:hanging="720"/>
+        <w:jc w:val="both"/>
+      </w:pPr>
+      <w:r>
+        <w:t xml:space="preserve">17.	Que, a fojas 20, consta Correo electrónico - Notificación de Citación (2da);</w:t>
+      </w:r>
+    </w:p>
+    <w:p>
+      <w:pPr>
+        <w:spacing w:after="120"/>
+        <w:ind w:left="720" w:hanging="720"/>
+        <w:jc w:val="both"/>
+      </w:pPr>
+      <w:r>
+        <w:t xml:space="preserve">18.	Que, a fojas 21, consta Constancia de inasistencia a declaración (2da citación);</w:t>
+      </w:r>
+    </w:p>
+    <w:p>
+      <w:pPr>
+        <w:spacing w:after="120"/>
+        <w:ind w:left="720" w:hanging="720"/>
+        <w:jc w:val="both"/>
+      </w:pPr>
+      <w:r>
+        <w:t xml:space="preserve">19.	Que, a fojas 22, consta Memorándum N° 78/DJ/2024 - Sugiere designar nueva investigadora;</w:t>
+      </w:r>
+    </w:p>
+    <w:p>
+      <w:pPr>
+        <w:spacing w:after="120"/>
+        <w:ind w:left="720" w:hanging="720"/>
+        <w:jc w:val="both"/>
+      </w:pPr>
+      <w:r>
+        <w:t xml:space="preserve">20.	Que, a fojas 23, consta Resolución N° 1400/2024-VRAC - Regulariza y designa nueva investigadora;</w:t>
       </w:r>
     </w:p>
     <w:p>
